--- a/apps/corpoelec-sigi-gestion-planificacion-distribucion/docs/NAC_2026_GGPD_INVENTARIO_ARQUITECTURA_RUTAS_DESPLIEGUE_V01.docx
+++ b/apps/corpoelec-sigi-gestion-planificacion-distribucion/docs/NAC_2026_GGPD_INVENTARIO_ARQUITECTURA_RUTAS_DESPLIEGUE_V01.docx
@@ -173,7 +173,7 @@
           <w:sz w:val="20"/>
           <w:szCs w:val="20"/>
         </w:rPr>
-        <w:t xml:space="preserve"> Gerencia General de Planificación de Distribución (GGPD) | Coordinación de Área de Innovación y Tecnología  </w:t>
+        <w:t xml:space="preserve"> Gerencia General de Planificación de Distribución (GGPD)  </w:t>
       </w:r>
     </w:p>
     <w:p>
@@ -200,7 +200,7 @@
           <w:sz w:val="20"/>
           <w:szCs w:val="20"/>
         </w:rPr>
-        <w:t xml:space="preserve"> Coordinación General de Área | Gerencia de Informática / Innovación | Líderes de QA  </w:t>
+        <w:t xml:space="preserve"> Coordinación General de Área | Jefatura de Planificación de Distribución | Líderes de QA  </w:t>
       </w:r>
     </w:p>
     <w:p>
@@ -227,7 +227,7 @@
           <w:sz w:val="20"/>
           <w:szCs w:val="20"/>
         </w:rPr>
-        <w:t xml:space="preserve"> Equipo de Desarrollo Backend y Arquitectura de Datos  </w:t>
+        <w:t xml:space="preserve"> Yvan Cipiran | T.S.U. Josue Pacheco — Equipo de Automatización e Ingeniería de Productos con IA, de Planificación de Distribución  </w:t>
       </w:r>
     </w:p>
     <w:p>
@@ -448,7 +448,7 @@
           <w:sz w:val="20"/>
           <w:szCs w:val="20"/>
         </w:rPr>
-        <w:t xml:space="preserve">, permitiendo la transferencia formal de la responsabilidad de seguimiento, soporte de usuario y validación funcional desde el equipo de Desarrollo Backend hacia la Gerencia General y la Coordinación del Área.</w:t>
+        <w:t xml:space="preserve">, permitiendo la transferencia formal de la responsabilidad de seguimiento, soporte de usuario y validación funcional desde el Equipo de Automatización e Ingeniería de Productos con IA hacia la Gerencia General y las Coordinaciones Estadales.</w:t>
       </w:r>
     </w:p>
     <w:p>
@@ -10560,7 +10560,7 @@
           <w:sz w:val="20"/>
           <w:szCs w:val="20"/>
         </w:rPr>
-        <w:t xml:space="preserve"> Equipo de Desarrollo Backend y Arquitectura de Datos  </w:t>
+        <w:t xml:space="preserve"> Equipo de Automatización e Ingeniería de Productos con IA, de Planificación de Distribución  </w:t>
       </w:r>
     </w:p>
     <w:p>
